--- a/sablony/kratky_albi.docx
+++ b/sablony/kratky_albi.docx
@@ -4,639 +4,569 @@
   <w:body>
     <w:p>
       <w:pPr>
-        <w:pStyle w:val="Text"/>
-        <w:bidi w:val="0"/>
-      </w:pPr>
-      <w:r>
-        <w:rPr>
-          <w:rtl w:val="0"/>
-        </w:rPr>
-        <w:t>&lt;!-- ===================== CSS KR</w:t>
-      </w:r>
-      <w:r>
-        <w:rPr>
-          <w:rtl w:val="0"/>
-        </w:rPr>
-        <w:t>Á</w:t>
-      </w:r>
-      <w:r>
-        <w:rPr>
-          <w:rtl w:val="0"/>
-        </w:rPr>
-        <w:t>TK</w:t>
-      </w:r>
-      <w:r>
-        <w:rPr>
-          <w:rtl w:val="0"/>
-        </w:rPr>
-        <w:t xml:space="preserve">Ý </w:t>
-      </w:r>
-      <w:r>
-        <w:rPr>
-          <w:rtl w:val="0"/>
-        </w:rPr>
-        <w:t>POPIS ===================== --&gt;</w:t>
-      </w:r>
-    </w:p>
-    <w:p>
-      <w:pPr>
-        <w:pStyle w:val="Text"/>
-        <w:bidi w:val="0"/>
-      </w:pPr>
-      <w:r>
-        <w:rPr>
-          <w:rtl w:val="0"/>
+        <w:pStyle w:val="Text A"/>
+      </w:pPr>
+    </w:p>
+    <w:p>
+      <w:pPr>
+        <w:pStyle w:val="Text A"/>
+      </w:pPr>
+      <w:r>
+        <w:rPr>
+          <w:rtl w:val="0"/>
+          <w:lang w:val="en-US"/>
         </w:rPr>
         <w:t>&lt;style&gt;</w:t>
       </w:r>
     </w:p>
     <w:p>
       <w:pPr>
-        <w:pStyle w:val="Text"/>
-        <w:bidi w:val="0"/>
-      </w:pPr>
-      <w:r>
-        <w:rPr>
-          <w:rtl w:val="0"/>
+        <w:pStyle w:val="Text A"/>
+      </w:pPr>
+      <w:r>
+        <w:rPr>
+          <w:rtl w:val="0"/>
+          <w:lang w:val="en-US"/>
         </w:rPr>
         <w:t>.short-desc {</w:t>
       </w:r>
     </w:p>
     <w:p>
       <w:pPr>
-        <w:pStyle w:val="Text"/>
-        <w:bidi w:val="0"/>
-      </w:pPr>
-      <w:r>
-        <w:rPr>
-          <w:rtl w:val="0"/>
+        <w:pStyle w:val="Text A"/>
+        <w:rPr>
           <w:lang w:val="nl-NL"/>
         </w:rPr>
+      </w:pPr>
+      <w:r>
+        <w:rPr>
+          <w:rtl w:val="0"/>
+          <w:lang w:val="nl-NL"/>
+        </w:rPr>
         <w:t xml:space="preserve">  font-family: 'Inter', 'Helvetica Neue', sans-serif;</w:t>
       </w:r>
     </w:p>
     <w:p>
       <w:pPr>
-        <w:pStyle w:val="Text"/>
-        <w:bidi w:val="0"/>
-      </w:pPr>
-      <w:r>
-        <w:rPr>
-          <w:rtl w:val="0"/>
+        <w:pStyle w:val="Text A"/>
+      </w:pPr>
+      <w:r>
+        <w:rPr>
+          <w:rtl w:val="0"/>
+          <w:lang w:val="en-US"/>
         </w:rPr>
         <w:t xml:space="preserve">  color: #333;</w:t>
       </w:r>
     </w:p>
     <w:p>
       <w:pPr>
-        <w:pStyle w:val="Text"/>
-        <w:bidi w:val="0"/>
-      </w:pPr>
-      <w:r>
-        <w:rPr>
-          <w:rtl w:val="0"/>
+        <w:pStyle w:val="Text A"/>
+      </w:pPr>
+      <w:r>
+        <w:rPr>
+          <w:rtl w:val="0"/>
+          <w:lang w:val="en-US"/>
         </w:rPr>
         <w:t xml:space="preserve">  font-size: 15px;</w:t>
       </w:r>
     </w:p>
     <w:p>
       <w:pPr>
-        <w:pStyle w:val="Text"/>
-        <w:bidi w:val="0"/>
-      </w:pPr>
-      <w:r>
-        <w:rPr>
-          <w:rtl w:val="0"/>
+        <w:pStyle w:val="Text A"/>
+      </w:pPr>
+      <w:r>
+        <w:rPr>
+          <w:rtl w:val="0"/>
+          <w:lang w:val="en-US"/>
         </w:rPr>
         <w:t xml:space="preserve">  line-height: 1.6;</w:t>
       </w:r>
     </w:p>
     <w:p>
       <w:pPr>
-        <w:pStyle w:val="Text"/>
-        <w:bidi w:val="0"/>
-      </w:pPr>
-      <w:r>
-        <w:rPr>
-          <w:rtl w:val="0"/>
+        <w:pStyle w:val="Text A"/>
+      </w:pPr>
+      <w:r>
+        <w:rPr>
+          <w:rtl w:val="0"/>
+          <w:lang w:val="en-US"/>
         </w:rPr>
         <w:t xml:space="preserve">  background: #fff;</w:t>
       </w:r>
     </w:p>
     <w:p>
       <w:pPr>
-        <w:pStyle w:val="Text"/>
-        <w:bidi w:val="0"/>
-      </w:pPr>
-      <w:r>
-        <w:rPr>
-          <w:rtl w:val="0"/>
+        <w:pStyle w:val="Text A"/>
+      </w:pPr>
+      <w:r>
+        <w:rPr>
+          <w:rtl w:val="0"/>
+          <w:lang w:val="en-US"/>
         </w:rPr>
         <w:t xml:space="preserve">  border-left: 4px solid #ffffff;</w:t>
       </w:r>
     </w:p>
     <w:p>
       <w:pPr>
-        <w:pStyle w:val="Text"/>
-        <w:bidi w:val="0"/>
-      </w:pPr>
-      <w:r>
-        <w:rPr>
-          <w:rtl w:val="0"/>
+        <w:pStyle w:val="Text A"/>
+      </w:pPr>
+      <w:r>
+        <w:rPr>
+          <w:rtl w:val="0"/>
+          <w:lang w:val="en-US"/>
         </w:rPr>
         <w:t xml:space="preserve">  padding: 16px 20px;</w:t>
       </w:r>
     </w:p>
     <w:p>
       <w:pPr>
-        <w:pStyle w:val="Text"/>
-        <w:bidi w:val="0"/>
-      </w:pPr>
-      <w:r>
-        <w:rPr>
-          <w:rtl w:val="0"/>
+        <w:pStyle w:val="Text A"/>
+        <w:rPr>
           <w:lang w:val="de-DE"/>
         </w:rPr>
+      </w:pPr>
+      <w:r>
+        <w:rPr>
+          <w:rtl w:val="0"/>
+          <w:lang w:val="de-DE"/>
+        </w:rPr>
         <w:t xml:space="preserve">  border-radius: 10px;</w:t>
       </w:r>
     </w:p>
     <w:p>
       <w:pPr>
-        <w:pStyle w:val="Text"/>
-        <w:bidi w:val="0"/>
-      </w:pPr>
-      <w:r>
-        <w:rPr>
-          <w:rtl w:val="0"/>
+        <w:pStyle w:val="Text A"/>
+      </w:pPr>
+      <w:r>
+        <w:rPr>
+          <w:rtl w:val="0"/>
+          <w:lang w:val="en-US"/>
         </w:rPr>
         <w:t xml:space="preserve">  box-shadow: 0 2px 8px rgba(0,0,0,0.05);</w:t>
       </w:r>
     </w:p>
     <w:p>
       <w:pPr>
-        <w:pStyle w:val="Text"/>
-        <w:bidi w:val="0"/>
-      </w:pPr>
-      <w:r>
-        <w:rPr>
-          <w:rtl w:val="0"/>
+        <w:pStyle w:val="Text A"/>
+      </w:pPr>
+      <w:r>
+        <w:rPr>
+          <w:rtl w:val="0"/>
+          <w:lang w:val="en-US"/>
         </w:rPr>
         <w:t>}</w:t>
       </w:r>
     </w:p>
     <w:p>
       <w:pPr>
-        <w:pStyle w:val="Text"/>
-        <w:bidi w:val="0"/>
-      </w:pPr>
-      <w:r>
-        <w:rPr>
-          <w:rtl w:val="0"/>
+        <w:pStyle w:val="Text A"/>
+      </w:pPr>
+      <w:r>
+        <w:rPr>
+          <w:rtl w:val="0"/>
+          <w:lang w:val="en-US"/>
         </w:rPr>
         <w:t>.short-desc p { margin: 8px 0; }</w:t>
       </w:r>
     </w:p>
     <w:p>
       <w:pPr>
-        <w:pStyle w:val="Text"/>
-        <w:bidi w:val="0"/>
-      </w:pPr>
-      <w:r>
-        <w:rPr>
-          <w:rtl w:val="0"/>
+        <w:pStyle w:val="Text A"/>
+      </w:pPr>
+      <w:r>
+        <w:rPr>
+          <w:rtl w:val="0"/>
+          <w:lang w:val="en-US"/>
         </w:rPr>
         <w:t>.short-desc strong { color: #3a0c0c; }</w:t>
       </w:r>
     </w:p>
     <w:p>
       <w:pPr>
-        <w:pStyle w:val="Text"/>
-        <w:bidi w:val="0"/>
-      </w:pPr>
-      <w:r>
-        <w:rPr>
-          <w:rtl w:val="0"/>
+        <w:pStyle w:val="Text A"/>
+        <w:rPr>
           <w:lang w:val="pt-PT"/>
         </w:rPr>
+      </w:pPr>
+      <w:r>
+        <w:rPr>
+          <w:rtl w:val="0"/>
+          <w:lang w:val="pt-PT"/>
+        </w:rPr>
         <w:t>.short-desc em { color: #666; }</w:t>
       </w:r>
     </w:p>
     <w:p>
       <w:pPr>
-        <w:pStyle w:val="Text"/>
-        <w:bidi w:val="0"/>
-      </w:pPr>
-      <w:r>
-        <w:rPr>
-          <w:rtl w:val="0"/>
+        <w:pStyle w:val="Text A"/>
+      </w:pPr>
+      <w:r>
+        <w:rPr>
+          <w:rtl w:val="0"/>
+          <w:lang w:val="en-US"/>
         </w:rPr>
         <w:t>&lt;/style&gt;</w:t>
       </w:r>
     </w:p>
     <w:p>
       <w:pPr>
-        <w:pStyle w:val="Text"/>
-        <w:bidi w:val="0"/>
-      </w:pPr>
-    </w:p>
-    <w:p>
-      <w:pPr>
-        <w:pStyle w:val="Text"/>
-        <w:bidi w:val="0"/>
-      </w:pPr>
-      <w:r>
-        <w:rPr>
-          <w:rtl w:val="0"/>
-        </w:rPr>
-        <w:t>&lt;!-- ===================== KR</w:t>
-      </w:r>
-      <w:r>
-        <w:rPr>
-          <w:rtl w:val="0"/>
-        </w:rPr>
-        <w:t>Á</w:t>
-      </w:r>
-      <w:r>
-        <w:rPr>
-          <w:rtl w:val="0"/>
-        </w:rPr>
-        <w:t>TK</w:t>
-      </w:r>
-      <w:r>
-        <w:rPr>
-          <w:rtl w:val="0"/>
-        </w:rPr>
-        <w:t xml:space="preserve">Ý </w:t>
-      </w:r>
-      <w:r>
-        <w:rPr>
-          <w:rtl w:val="0"/>
-        </w:rPr>
-        <w:t>POPIS (KOMPAKTN</w:t>
-      </w:r>
-      <w:r>
-        <w:rPr>
-          <w:rtl w:val="0"/>
-        </w:rPr>
-        <w:t xml:space="preserve">Í </w:t>
-      </w:r>
-      <w:r>
-        <w:rPr>
-          <w:rtl w:val="0"/>
-        </w:rPr>
-        <w:t>/ PRODEJN</w:t>
-      </w:r>
-      <w:r>
-        <w:rPr>
-          <w:rtl w:val="0"/>
-        </w:rPr>
-        <w:t>Í</w:t>
-      </w:r>
-      <w:r>
-        <w:rPr>
-          <w:rtl w:val="0"/>
-        </w:rPr>
-        <w:t>) ===================== --&gt;</w:t>
-      </w:r>
-    </w:p>
-    <w:p>
-      <w:pPr>
-        <w:pStyle w:val="Text"/>
-        <w:bidi w:val="0"/>
-      </w:pPr>
-    </w:p>
-    <w:p>
-      <w:pPr>
-        <w:pStyle w:val="Text"/>
-        <w:bidi w:val="0"/>
-      </w:pPr>
-      <w:r>
-        <w:rPr>
-          <w:rtl w:val="0"/>
+        <w:pStyle w:val="Text A"/>
+      </w:pPr>
+    </w:p>
+    <w:p>
+      <w:pPr>
+        <w:pStyle w:val="Text A"/>
+      </w:pPr>
+      <w:r>
+        <w:rPr>
+          <w:rtl w:val="0"/>
+          <w:lang w:val="en-US"/>
         </w:rPr>
         <w:t>&lt;div class="short-desc"&gt;</w:t>
       </w:r>
     </w:p>
     <w:p>
       <w:pPr>
-        <w:pStyle w:val="Text"/>
-        <w:bidi w:val="0"/>
-      </w:pPr>
-      <w:r>
-        <w:rPr>
-          <w:rtl w:val="0"/>
+        <w:pStyle w:val="Text A"/>
+      </w:pPr>
+      <w:r>
+        <w:rPr>
+          <w:rtl w:val="0"/>
+          <w:lang w:val="en-US"/>
         </w:rPr>
         <w:t xml:space="preserve">  &lt;p&gt;</w:t>
       </w:r>
     </w:p>
     <w:p>
       <w:pPr>
-        <w:pStyle w:val="Text"/>
-        <w:bidi w:val="0"/>
-      </w:pPr>
-      <w:r>
-        <w:rPr>
-          <w:rtl w:val="0"/>
+        <w:pStyle w:val="Text A"/>
+      </w:pPr>
+      <w:r>
+        <w:rPr>
+          <w:rtl w:val="0"/>
+          <w:lang w:val="en-US"/>
         </w:rPr>
         <w:t xml:space="preserve">    &lt;strong&gt;{nazev_produktu}&lt;/strong&gt; je skv</w:t>
       </w:r>
       <w:r>
         <w:rPr>
           <w:rtl w:val="0"/>
+          <w:lang w:val="en-US"/>
         </w:rPr>
         <w:t>ě</w:t>
       </w:r>
       <w:r>
         <w:rPr>
           <w:rtl w:val="0"/>
+          <w:lang w:val="en-US"/>
         </w:rPr>
         <w:t>l</w:t>
       </w:r>
       <w:r>
         <w:rPr>
           <w:rtl w:val="0"/>
+          <w:lang w:val="en-US"/>
         </w:rPr>
         <w:t xml:space="preserve">á </w:t>
       </w:r>
       <w:r>
         <w:rPr>
           <w:rtl w:val="0"/>
+          <w:lang w:val="en-US"/>
         </w:rPr>
         <w:t>volba pro hr</w:t>
       </w:r>
       <w:r>
         <w:rPr>
           <w:rtl w:val="0"/>
+          <w:lang w:val="en-US"/>
         </w:rPr>
         <w:t>áč</w:t>
       </w:r>
       <w:r>
         <w:rPr>
           <w:rtl w:val="0"/>
+          <w:lang w:val="en-US"/>
         </w:rPr>
         <w:t>e, kte</w:t>
       </w:r>
       <w:r>
         <w:rPr>
           <w:rtl w:val="0"/>
+          <w:lang w:val="en-US"/>
         </w:rPr>
         <w:t xml:space="preserve">ří </w:t>
       </w:r>
       <w:r>
         <w:rPr>
           <w:rtl w:val="0"/>
+          <w:lang w:val="en-US"/>
         </w:rPr>
         <w:t>hledaj</w:t>
       </w:r>
       <w:r>
         <w:rPr>
           <w:rtl w:val="0"/>
+          <w:lang w:val="en-US"/>
         </w:rPr>
         <w:t xml:space="preserve">í </w:t>
       </w:r>
       <w:r>
         <w:rPr>
           <w:rtl w:val="0"/>
+          <w:lang w:val="en-US"/>
         </w:rPr>
         <w:t>&lt;strong&gt;{typ_hry}&lt;/strong&gt;.</w:t>
       </w:r>
     </w:p>
     <w:p>
       <w:pPr>
-        <w:pStyle w:val="Text"/>
-        <w:bidi w:val="0"/>
-      </w:pPr>
-      <w:r>
-        <w:rPr>
-          <w:rtl w:val="0"/>
+        <w:pStyle w:val="Text A"/>
+      </w:pPr>
+      <w:r>
+        <w:rPr>
+          <w:rtl w:val="0"/>
+          <w:lang w:val="en-US"/>
         </w:rPr>
         <w:t xml:space="preserve">    Ke h</w:t>
       </w:r>
       <w:r>
         <w:rPr>
           <w:rtl w:val="0"/>
+          <w:lang w:val="en-US"/>
         </w:rPr>
         <w:t>ř</w:t>
       </w:r>
       <w:r>
         <w:rPr>
           <w:rtl w:val="0"/>
+          <w:lang w:val="en-US"/>
         </w:rPr>
         <w:t>e sta</w:t>
       </w:r>
       <w:r>
         <w:rPr>
           <w:rtl w:val="0"/>
+          <w:lang w:val="en-US"/>
         </w:rPr>
         <w:t xml:space="preserve">čí </w:t>
       </w:r>
       <w:r>
         <w:rPr>
           <w:rtl w:val="0"/>
+          <w:lang w:val="en-US"/>
         </w:rPr>
         <w:t>pouze &lt;strong&gt;{pocet_hracu}&lt;/strong&gt; a chu</w:t>
       </w:r>
       <w:r>
         <w:rPr>
           <w:rtl w:val="0"/>
+          <w:lang w:val="en-US"/>
         </w:rPr>
         <w:t xml:space="preserve">ť </w:t>
       </w:r>
       <w:r>
         <w:rPr>
           <w:rtl w:val="0"/>
+          <w:lang w:val="en-US"/>
         </w:rPr>
         <w:t>si ji u</w:t>
       </w:r>
       <w:r>
         <w:rPr>
           <w:rtl w:val="0"/>
+          <w:lang w:val="en-US"/>
         </w:rPr>
         <w:t>ží</w:t>
       </w:r>
       <w:r>
         <w:rPr>
           <w:rtl w:val="0"/>
+          <w:lang w:val="en-US"/>
         </w:rPr>
         <w:t>t.</w:t>
       </w:r>
     </w:p>
     <w:p>
       <w:pPr>
-        <w:pStyle w:val="Text"/>
-        <w:bidi w:val="0"/>
-      </w:pPr>
-      <w:r>
-        <w:rPr>
-          <w:rtl w:val="0"/>
+        <w:pStyle w:val="Text A"/>
+      </w:pPr>
+      <w:r>
+        <w:rPr>
+          <w:rtl w:val="0"/>
+          <w:lang w:val="en-US"/>
         </w:rPr>
         <w:t xml:space="preserve">  &lt;/p&gt;</w:t>
       </w:r>
     </w:p>
     <w:p>
       <w:pPr>
-        <w:pStyle w:val="Text"/>
-        <w:bidi w:val="0"/>
-      </w:pPr>
-    </w:p>
-    <w:p>
-      <w:pPr>
-        <w:pStyle w:val="Text"/>
-        <w:bidi w:val="0"/>
-      </w:pPr>
-      <w:r>
-        <w:rPr>
-          <w:rtl w:val="0"/>
+        <w:pStyle w:val="Text A"/>
+      </w:pPr>
+    </w:p>
+    <w:p>
+      <w:pPr>
+        <w:pStyle w:val="Text A"/>
+      </w:pPr>
+      <w:r>
+        <w:rPr>
+          <w:rtl w:val="0"/>
+          <w:lang w:val="en-US"/>
         </w:rPr>
         <w:t xml:space="preserve">  &lt;p&gt;</w:t>
       </w:r>
     </w:p>
     <w:p>
       <w:pPr>
-        <w:pStyle w:val="Text"/>
-        <w:bidi w:val="0"/>
-      </w:pPr>
-      <w:r>
-        <w:rPr>
-          <w:rtl w:val="0"/>
+        <w:pStyle w:val="Text A"/>
+      </w:pPr>
+      <w:r>
+        <w:rPr>
+          <w:rtl w:val="0"/>
+          <w:lang w:val="en-US"/>
         </w:rPr>
         <w:t xml:space="preserve">    &lt;strong&gt;Pro</w:t>
       </w:r>
       <w:r>
         <w:rPr>
           <w:rtl w:val="0"/>
+          <w:lang w:val="en-US"/>
         </w:rPr>
         <w:t xml:space="preserve">č </w:t>
       </w:r>
       <w:r>
         <w:rPr>
           <w:rtl w:val="0"/>
+          <w:lang w:val="en-US"/>
         </w:rPr>
         <w:t>si vybrat pr</w:t>
       </w:r>
       <w:r>
         <w:rPr>
           <w:rtl w:val="0"/>
+          <w:lang w:val="en-US"/>
         </w:rPr>
         <w:t>á</w:t>
       </w:r>
       <w:r>
         <w:rPr>
           <w:rtl w:val="0"/>
+          <w:lang w:val="en-US"/>
         </w:rPr>
         <w:t>v</w:t>
       </w:r>
       <w:r>
         <w:rPr>
           <w:rtl w:val="0"/>
+          <w:lang w:val="en-US"/>
         </w:rPr>
         <w:t xml:space="preserve">ě </w:t>
       </w:r>
       <w:r>
         <w:rPr>
           <w:rtl w:val="0"/>
+          <w:lang w:val="en-US"/>
         </w:rPr>
         <w:t>tuto hru?&lt;/strong&gt;&lt;br&gt;</w:t>
       </w:r>
     </w:p>
     <w:p>
       <w:pPr>
-        <w:pStyle w:val="Text"/>
-        <w:bidi w:val="0"/>
-      </w:pPr>
-      <w:r>
-        <w:rPr>
-          <w:rtl w:val="0"/>
+        <w:pStyle w:val="Text A"/>
+      </w:pPr>
+      <w:r>
+        <w:rPr>
+          <w:rtl w:val="0"/>
+          <w:lang w:val="en-US"/>
         </w:rPr>
         <w:t xml:space="preserve">    {hlavni_prodejni_point_1}.&lt;br&gt;</w:t>
       </w:r>
     </w:p>
     <w:p>
       <w:pPr>
-        <w:pStyle w:val="Text"/>
-        <w:bidi w:val="0"/>
-      </w:pPr>
-      <w:r>
-        <w:rPr>
-          <w:rtl w:val="0"/>
+        <w:pStyle w:val="Text A"/>
+      </w:pPr>
+      <w:r>
+        <w:rPr>
+          <w:rtl w:val="0"/>
+          <w:lang w:val="en-US"/>
         </w:rPr>
         <w:t xml:space="preserve">    {hlavni_prodejni_point_2}.&lt;br&gt;</w:t>
       </w:r>
     </w:p>
     <w:p>
       <w:pPr>
-        <w:pStyle w:val="Text"/>
-        <w:bidi w:val="0"/>
-      </w:pPr>
-      <w:r>
-        <w:rPr>
-          <w:rtl w:val="0"/>
+        <w:pStyle w:val="Text A"/>
+      </w:pPr>
+      <w:r>
+        <w:rPr>
+          <w:rtl w:val="0"/>
+          <w:lang w:val="en-US"/>
         </w:rPr>
         <w:t xml:space="preserve">    {hlavni_prodejni_point_3}.</w:t>
       </w:r>
     </w:p>
     <w:p>
       <w:pPr>
-        <w:pStyle w:val="Text"/>
-        <w:bidi w:val="0"/>
-      </w:pPr>
-      <w:r>
-        <w:rPr>
-          <w:rtl w:val="0"/>
+        <w:pStyle w:val="Text A"/>
+      </w:pPr>
+      <w:r>
+        <w:rPr>
+          <w:rtl w:val="0"/>
+          <w:lang w:val="en-US"/>
         </w:rPr>
         <w:t xml:space="preserve">  &lt;/p&gt;</w:t>
       </w:r>
     </w:p>
     <w:p>
       <w:pPr>
-        <w:pStyle w:val="Text"/>
-        <w:bidi w:val="0"/>
-      </w:pPr>
-    </w:p>
-    <w:p>
-      <w:pPr>
-        <w:pStyle w:val="Text"/>
-        <w:bidi w:val="0"/>
-      </w:pPr>
-      <w:r>
-        <w:rPr>
-          <w:rtl w:val="0"/>
+        <w:pStyle w:val="Text A"/>
+      </w:pPr>
+    </w:p>
+    <w:p>
+      <w:pPr>
+        <w:pStyle w:val="Text A"/>
+      </w:pPr>
+      <w:r>
+        <w:rPr>
+          <w:rtl w:val="0"/>
+          <w:lang w:val="en-US"/>
         </w:rPr>
         <w:t xml:space="preserve">  &lt;p&gt;</w:t>
       </w:r>
     </w:p>
     <w:p>
       <w:pPr>
-        <w:pStyle w:val="Text"/>
-        <w:bidi w:val="0"/>
-      </w:pPr>
-      <w:r>
-        <w:rPr>
-          <w:rtl w:val="0"/>
+        <w:pStyle w:val="Text A"/>
+      </w:pPr>
+      <w:r>
+        <w:rPr>
+          <w:rtl w:val="0"/>
+          <w:lang w:val="en-US"/>
         </w:rPr>
         <w:t xml:space="preserve">    &lt;em&gt;{doporuceni_pro_koho}&lt;/em&gt;</w:t>
       </w:r>
     </w:p>
     <w:p>
       <w:pPr>
-        <w:pStyle w:val="Text"/>
-        <w:bidi w:val="0"/>
-      </w:pPr>
-      <w:r>
-        <w:rPr>
-          <w:rtl w:val="0"/>
+        <w:pStyle w:val="Text A"/>
+      </w:pPr>
+      <w:r>
+        <w:rPr>
+          <w:rtl w:val="0"/>
+          <w:lang w:val="en-US"/>
         </w:rPr>
         <w:t xml:space="preserve">  &lt;/p&gt;</w:t>
       </w:r>
     </w:p>
     <w:p>
       <w:pPr>
-        <w:pStyle w:val="Text"/>
-        <w:bidi w:val="0"/>
-      </w:pPr>
-      <w:r>
-        <w:rPr>
-          <w:rtl w:val="0"/>
+        <w:pStyle w:val="Text A"/>
+      </w:pPr>
+      <w:r>
+        <w:rPr>
+          <w:rtl w:val="0"/>
+          <w:lang w:val="en-US"/>
         </w:rPr>
         <w:t>&lt;/div&gt;</w:t>
       </w:r>
@@ -644,7 +574,7 @@
     <w:sectPr>
       <w:headerReference w:type="default" r:id="rId4"/>
       <w:footerReference w:type="default" r:id="rId5"/>
-      <w:pgSz w:w="11906" w:h="16838" w:orient="portrait"/>
+      <w:pgSz w:w="11900" w:h="16840" w:orient="portrait"/>
       <w:pgMar w:top="1134" w:right="1134" w:bottom="1134" w:left="1134" w:header="709" w:footer="850"/>
       <w:bidi w:val="0"/>
     </w:sectPr>
@@ -655,6 +585,10 @@
 <file path=word/footer1.xml><?xml version="1.0" encoding="utf-8"?>
 <w:ftr xmlns:r="http://schemas.openxmlformats.org/officeDocument/2006/relationships" xmlns:wp="http://schemas.openxmlformats.org/drawingml/2006/wordprocessingDrawing" xmlns:w="http://schemas.openxmlformats.org/wordprocessingml/2006/main" xmlns:w10="urn:schemas-microsoft-com:office:word" xmlns:w14="http://schemas.microsoft.com/office/word/2010/wordml" xmlns:wps="http://schemas.microsoft.com/office/word/2010/wordprocessingShape" xmlns:wpg="http://schemas.microsoft.com/office/word/2010/wordprocessingGroup" xmlns:mc="http://schemas.openxmlformats.org/markup-compatibility/2006" xmlns:v="urn:schemas-microsoft-com:vml" xmlns:o="urn:schemas-microsoft-com:office:office" xmlns:m="http://schemas.openxmlformats.org/officeDocument/2006/math" mc:Ignorable="w14">
   <w:p>
+    <w:pPr>
+      <w:pStyle w:val="Záhlaví a zápatí"/>
+      <w:bidi w:val="0"/>
+    </w:pPr>
     <w:r/>
   </w:p>
 </w:ftr>
@@ -663,6 +597,10 @@
 <file path=word/header1.xml><?xml version="1.0" encoding="utf-8"?>
 <w:hdr xmlns:r="http://schemas.openxmlformats.org/officeDocument/2006/relationships" xmlns:wp="http://schemas.openxmlformats.org/drawingml/2006/wordprocessingDrawing" xmlns:w="http://schemas.openxmlformats.org/wordprocessingml/2006/main" xmlns:w10="urn:schemas-microsoft-com:office:word" xmlns:w14="http://schemas.microsoft.com/office/word/2010/wordml" xmlns:wps="http://schemas.microsoft.com/office/word/2010/wordprocessingShape" xmlns:wpg="http://schemas.microsoft.com/office/word/2010/wordprocessingGroup" xmlns:mc="http://schemas.openxmlformats.org/markup-compatibility/2006" xmlns:v="urn:schemas-microsoft-com:vml" xmlns:o="urn:schemas-microsoft-com:office:office" xmlns:m="http://schemas.openxmlformats.org/officeDocument/2006/math" mc:Ignorable="w14">
   <w:p>
+    <w:pPr>
+      <w:pStyle w:val="Záhlaví a zápatí"/>
+      <w:bidi w:val="0"/>
+    </w:pPr>
     <w:r/>
   </w:p>
 </w:hdr>
@@ -775,9 +713,58 @@
     <w:next w:val="No List"/>
     <w:pPr/>
   </w:style>
-  <w:style w:type="paragraph" w:styleId="Text">
-    <w:name w:val="Text"/>
-    <w:next w:val="Text"/>
+  <w:style w:type="paragraph" w:styleId="Záhlaví a zápatí">
+    <w:name w:val="Záhlaví a zápatí"/>
+    <w:next w:val="Záhlaví a zápatí"/>
+    <w:pPr>
+      <w:keepNext w:val="0"/>
+      <w:keepLines w:val="0"/>
+      <w:pageBreakBefore w:val="0"/>
+      <w:widowControl w:val="1"/>
+      <w:shd w:val="clear" w:color="auto" w:fill="auto"/>
+      <w:tabs>
+        <w:tab w:val="right" w:pos="9020"/>
+      </w:tabs>
+      <w:suppressAutoHyphens w:val="0"/>
+      <w:bidi w:val="0"/>
+      <w:spacing w:before="0" w:after="0" w:line="240" w:lineRule="auto"/>
+      <w:ind w:left="0" w:right="0" w:firstLine="0"/>
+      <w:jc w:val="left"/>
+      <w:outlineLvl w:val="9"/>
+    </w:pPr>
+    <w:rPr>
+      <w:rFonts w:ascii="Helvetica Neue" w:cs="Arial Unicode MS" w:hAnsi="Helvetica Neue" w:eastAsia="Arial Unicode MS"/>
+      <w:b w:val="0"/>
+      <w:bCs w:val="0"/>
+      <w:i w:val="0"/>
+      <w:iCs w:val="0"/>
+      <w:caps w:val="0"/>
+      <w:smallCaps w:val="0"/>
+      <w:strike w:val="0"/>
+      <w:dstrike w:val="0"/>
+      <w:outline w:val="0"/>
+      <w:color w:val="000000"/>
+      <w:spacing w:val="0"/>
+      <w:kern w:val="0"/>
+      <w:position w:val="0"/>
+      <w:sz w:val="24"/>
+      <w:szCs w:val="24"/>
+      <w:u w:val="none"/>
+      <w:shd w:val="nil" w:color="auto" w:fill="auto"/>
+      <w:vertAlign w:val="baseline"/>
+      <w14:textOutline>
+        <w14:noFill/>
+      </w14:textOutline>
+      <w14:textFill>
+        <w14:solidFill>
+          <w14:srgbClr w14:val="000000"/>
+        </w14:solidFill>
+      </w14:textFill>
+    </w:rPr>
+  </w:style>
+  <w:style w:type="paragraph" w:styleId="Text A">
+    <w:name w:val="Text A"/>
+    <w:next w:val="Text A"/>
     <w:pPr>
       <w:keepNext w:val="0"/>
       <w:keepLines w:val="0"/>
@@ -808,12 +795,13 @@
       <w:position w:val="0"/>
       <w:sz w:val="22"/>
       <w:szCs w:val="22"/>
-      <w:u w:val="none"/>
+      <w:u w:val="none" w:color="000000"/>
       <w:shd w:val="nil" w:color="auto" w:fill="auto"/>
       <w:vertAlign w:val="baseline"/>
       <w:lang w:val="en-US"/>
-      <w14:textOutline>
+      <w14:textOutline w14:w="12700" w14:cap="flat">
         <w14:noFill/>
+        <w14:miter w14:lim="400000"/>
       </w14:textOutline>
       <w14:textFill>
         <w14:solidFill>
@@ -836,10 +824,10 @@
         <a:srgbClr val="FFFFFF"/>
       </a:lt1>
       <a:dk2>
-        <a:srgbClr val="5E5E5E"/>
+        <a:srgbClr val="A7A7A7"/>
       </a:dk2>
       <a:lt2>
-        <a:srgbClr val="D5D5D5"/>
+        <a:srgbClr val="535353"/>
       </a:lt2>
       <a:accent1>
         <a:srgbClr val="00A2FF"/>
@@ -1016,11 +1004,14 @@
     <a:spDef>
       <a:spPr>
         <a:solidFill>
-          <a:srgbClr val="000000"/>
+          <a:srgbClr val="FFFFFF"/>
         </a:solidFill>
-        <a:ln w="12700" cap="flat">
-          <a:noFill/>
-          <a:miter lim="400000"/>
+        <a:ln w="25400" cap="flat">
+          <a:solidFill>
+            <a:schemeClr val="accent1"/>
+          </a:solidFill>
+          <a:prstDash val="solid"/>
+          <a:round/>
         </a:ln>
         <a:effectLst/>
         <a:sp3d/>
@@ -1029,34 +1020,34 @@
         <a:spAutoFit/>
       </a:bodyPr>
       <a:lstStyle>
-        <a:defPPr marL="0" marR="0" indent="0" algn="ctr" defTabSz="584200" rtl="0" fontAlgn="auto" latinLnBrk="0" hangingPunct="0">
-          <a:lnSpc>
-            <a:spcPct val="100000"/>
-          </a:lnSpc>
-          <a:spcBef>
-            <a:spcPts val="0"/>
-          </a:spcBef>
-          <a:spcAft>
-            <a:spcPts val="0"/>
-          </a:spcAft>
-          <a:buClrTx/>
-          <a:buSzTx/>
-          <a:buFontTx/>
-          <a:buNone/>
-          <a:tabLst/>
-          <a:defRPr b="0" baseline="0" cap="none" i="0" spc="0" strike="noStrike" sz="1200" u="none" kumimoji="0" normalizeH="0">
-            <a:ln>
-              <a:noFill/>
-            </a:ln>
-            <a:solidFill>
-              <a:srgbClr val="FFFFFF"/>
-            </a:solidFill>
-            <a:effectLst/>
-            <a:uFillTx/>
-            <a:latin typeface="Helvetica Neue Medium"/>
-            <a:ea typeface="Helvetica Neue Medium"/>
-            <a:cs typeface="Helvetica Neue Medium"/>
-            <a:sym typeface="Helvetica Neue Medium"/>
+        <a:defPPr marL="0" marR="0" indent="0" algn="l" defTabSz="914400" rtl="0" fontAlgn="auto" latinLnBrk="0" hangingPunct="0">
+          <a:lnSpc>
+            <a:spcPct val="100000"/>
+          </a:lnSpc>
+          <a:spcBef>
+            <a:spcPts val="0"/>
+          </a:spcBef>
+          <a:spcAft>
+            <a:spcPts val="0"/>
+          </a:spcAft>
+          <a:buClrTx/>
+          <a:buSzTx/>
+          <a:buFontTx/>
+          <a:buNone/>
+          <a:tabLst/>
+          <a:defRPr b="0" baseline="0" cap="none" i="0" spc="0" strike="noStrike" sz="1800" u="none" kumimoji="0" normalizeH="0">
+            <a:ln>
+              <a:noFill/>
+            </a:ln>
+            <a:solidFill>
+              <a:srgbClr val="000000"/>
+            </a:solidFill>
+            <a:effectLst/>
+            <a:uFillTx/>
+            <a:latin typeface="+mn-lt"/>
+            <a:ea typeface="+mn-ea"/>
+            <a:cs typeface="+mn-cs"/>
+            <a:sym typeface="Helvetica Neue"/>
           </a:defRPr>
         </a:defPPr>
         <a:lvl1pPr marL="0" marR="0" indent="0" algn="l" defTabSz="914400" rtl="0" fontAlgn="auto" latinLnBrk="1" hangingPunct="0">
@@ -1306,10 +1297,10 @@
         <a:noFill/>
         <a:ln w="25400" cap="flat">
           <a:solidFill>
-            <a:srgbClr val="000000"/>
+            <a:schemeClr val="accent1"/>
           </a:solidFill>
           <a:prstDash val="solid"/>
-          <a:miter lim="400000"/>
+          <a:round/>
         </a:ln>
         <a:effectLst/>
         <a:sp3d/>
@@ -1600,22 +1591,22 @@
         <a:spAutoFit/>
       </a:bodyPr>
       <a:lstStyle>
-        <a:defPPr marL="0" marR="0" indent="0" algn="l" defTabSz="457200" rtl="0" fontAlgn="auto" latinLnBrk="0" hangingPunct="0">
-          <a:lnSpc>
-            <a:spcPct val="100000"/>
-          </a:lnSpc>
-          <a:spcBef>
-            <a:spcPts val="0"/>
-          </a:spcBef>
-          <a:spcAft>
-            <a:spcPts val="0"/>
-          </a:spcAft>
-          <a:buClrTx/>
-          <a:buSzTx/>
-          <a:buFontTx/>
-          <a:buNone/>
-          <a:tabLst/>
-          <a:defRPr b="0" baseline="0" cap="none" i="0" spc="0" strike="noStrike" sz="1100" u="none" kumimoji="0" normalizeH="0">
+        <a:defPPr marL="0" marR="0" indent="0" algn="l" defTabSz="914400" rtl="0" fontAlgn="auto" latinLnBrk="0" hangingPunct="0">
+          <a:lnSpc>
+            <a:spcPct val="100000"/>
+          </a:lnSpc>
+          <a:spcBef>
+            <a:spcPts val="0"/>
+          </a:spcBef>
+          <a:spcAft>
+            <a:spcPts val="0"/>
+          </a:spcAft>
+          <a:buClrTx/>
+          <a:buSzTx/>
+          <a:buFontTx/>
+          <a:buNone/>
+          <a:tabLst/>
+          <a:defRPr b="0" baseline="0" cap="none" i="0" spc="0" strike="noStrike" sz="1800" u="none" kumimoji="0" normalizeH="0">
             <a:ln>
               <a:noFill/>
             </a:ln>

--- a/sablony/kratky_albi.docx
+++ b/sablony/kratky_albi.docx
@@ -4,8 +4,97 @@
   <w:body>
     <w:p>
       <w:pPr>
-        <w:pStyle w:val="Text A"/>
-      </w:pPr>
+        <w:pStyle w:val="Výchozí"/>
+        <w:suppressAutoHyphens w:val="1"/>
+        <w:bidi w:val="0"/>
+        <w:spacing w:before="0" w:line="240" w:lineRule="auto"/>
+        <w:ind w:left="0" w:right="0" w:firstLine="0"/>
+        <w:jc w:val="left"/>
+        <w:rPr>
+          <w:u w:color="000000"/>
+          <w:rtl w:val="0"/>
+          <w:lang w:val="en-US"/>
+          <w14:textOutline w14:w="12700" w14:cap="flat">
+            <w14:noFill/>
+            <w14:miter w14:lim="400000"/>
+          </w14:textOutline>
+        </w:rPr>
+      </w:pPr>
+      <w:r>
+        <w:rPr>
+          <w:rFonts w:ascii="Arial" w:hAnsi="Arial"/>
+          <w:sz w:val="29"/>
+          <w:szCs w:val="29"/>
+          <w:u w:color="000000"/>
+          <w:rtl w:val="0"/>
+          <w:lang w:val="en-US"/>
+          <w14:textOutline w14:w="12700" w14:cap="flat">
+            <w14:noFill/>
+            <w14:miter w14:lim="400000"/>
+          </w14:textOutline>
+        </w:rPr>
+        <w:t xml:space="preserve">&lt;!-- ===================== </w:t>
+      </w:r>
+      <w:r>
+        <w:rPr>
+          <w:rFonts w:ascii="Arial" w:hAnsi="Arial"/>
+          <w:sz w:val="29"/>
+          <w:szCs w:val="29"/>
+          <w:u w:color="000000"/>
+          <w:rtl w:val="0"/>
+          <w:lang w:val="en-US"/>
+          <w14:textOutline w14:w="12700" w14:cap="flat">
+            <w14:noFill/>
+            <w14:miter w14:lim="400000"/>
+          </w14:textOutline>
+        </w:rPr>
+        <w:t>css kr</w:t>
+      </w:r>
+      <w:r>
+        <w:rPr>
+          <w:rFonts w:ascii="Arial" w:hAnsi="Arial" w:hint="default"/>
+          <w:sz w:val="29"/>
+          <w:szCs w:val="29"/>
+          <w:u w:color="000000"/>
+          <w:rtl w:val="0"/>
+          <w:lang w:val="en-US"/>
+          <w14:textOutline w14:w="12700" w14:cap="flat">
+            <w14:noFill/>
+            <w14:miter w14:lim="400000"/>
+          </w14:textOutline>
+        </w:rPr>
+        <w:t>á</w:t>
+      </w:r>
+      <w:r>
+        <w:rPr>
+          <w:rFonts w:ascii="Arial" w:hAnsi="Arial"/>
+          <w:sz w:val="29"/>
+          <w:szCs w:val="29"/>
+          <w:u w:color="000000"/>
+          <w:rtl w:val="0"/>
+          <w:lang w:val="en-US"/>
+          <w14:textOutline w14:w="12700" w14:cap="flat">
+            <w14:noFill/>
+            <w14:miter w14:lim="400000"/>
+          </w14:textOutline>
+        </w:rPr>
+        <w:t xml:space="preserve">tky ALBI </w:t>
+      </w:r>
+      <w:r>
+        <w:rPr>
+          <w:rFonts w:ascii="Arial" w:hAnsi="Arial"/>
+          <w:sz w:val="29"/>
+          <w:szCs w:val="29"/>
+          <w:u w:color="000000"/>
+          <w:rtl w:val="0"/>
+          <w:lang w:val="en-US"/>
+          <w14:textOutline w14:w="12700" w14:cap="flat">
+            <w14:noFill/>
+            <w14:miter w14:lim="400000"/>
+          </w14:textOutline>
+        </w:rPr>
+        <w:t>===================== --&gt;</w:t>
+      </w:r>
     </w:p>
     <w:p>
       <w:pPr>
@@ -752,6 +841,53 @@
       <w:u w:val="none"/>
       <w:shd w:val="nil" w:color="auto" w:fill="auto"/>
       <w:vertAlign w:val="baseline"/>
+      <w14:textOutline>
+        <w14:noFill/>
+      </w14:textOutline>
+      <w14:textFill>
+        <w14:solidFill>
+          <w14:srgbClr w14:val="000000"/>
+        </w14:solidFill>
+      </w14:textFill>
+    </w:rPr>
+  </w:style>
+  <w:style w:type="paragraph" w:styleId="Výchozí">
+    <w:name w:val="Výchozí"/>
+    <w:next w:val="Výchozí"/>
+    <w:pPr>
+      <w:keepNext w:val="0"/>
+      <w:keepLines w:val="0"/>
+      <w:pageBreakBefore w:val="0"/>
+      <w:widowControl w:val="1"/>
+      <w:shd w:val="clear" w:color="auto" w:fill="auto"/>
+      <w:suppressAutoHyphens w:val="0"/>
+      <w:bidi w:val="0"/>
+      <w:spacing w:before="160" w:after="0" w:line="288" w:lineRule="auto"/>
+      <w:ind w:left="0" w:right="0" w:firstLine="0"/>
+      <w:jc w:val="left"/>
+      <w:outlineLvl w:val="9"/>
+    </w:pPr>
+    <w:rPr>
+      <w:rFonts w:ascii="Helvetica Neue" w:cs="Arial Unicode MS" w:hAnsi="Helvetica Neue" w:eastAsia="Arial Unicode MS"/>
+      <w:b w:val="0"/>
+      <w:bCs w:val="0"/>
+      <w:i w:val="0"/>
+      <w:iCs w:val="0"/>
+      <w:caps w:val="0"/>
+      <w:smallCaps w:val="0"/>
+      <w:strike w:val="0"/>
+      <w:dstrike w:val="0"/>
+      <w:outline w:val="0"/>
+      <w:color w:val="000000"/>
+      <w:spacing w:val="0"/>
+      <w:kern w:val="0"/>
+      <w:position w:val="0"/>
+      <w:sz w:val="24"/>
+      <w:szCs w:val="24"/>
+      <w:u w:val="none"/>
+      <w:shd w:val="nil" w:color="auto" w:fill="auto"/>
+      <w:vertAlign w:val="baseline"/>
+      <w:lang w:val="en-US"/>
       <w14:textOutline>
         <w14:noFill/>
       </w14:textOutline>

--- a/sablony/kratky_albi.docx
+++ b/sablony/kratky_albi.docx
@@ -6,479 +6,336 @@
       <w:pPr>
         <w:pStyle w:val="Výchozí"/>
         <w:suppressAutoHyphens w:val="1"/>
-        <w:bidi w:val="0"/>
-        <w:spacing w:before="0" w:line="240" w:lineRule="auto"/>
-        <w:ind w:left="0" w:right="0" w:firstLine="0"/>
-        <w:jc w:val="left"/>
-        <w:rPr>
-          <w:u w:color="000000"/>
-          <w:rtl w:val="0"/>
-          <w:lang w:val="en-US"/>
-          <w14:textOutline w14:w="12700" w14:cap="flat">
-            <w14:noFill/>
-            <w14:miter w14:lim="400000"/>
-          </w14:textOutline>
-        </w:rPr>
-      </w:pPr>
-      <w:r>
-        <w:rPr>
-          <w:rFonts w:ascii="Arial" w:hAnsi="Arial"/>
-          <w:sz w:val="29"/>
-          <w:szCs w:val="29"/>
-          <w:u w:color="000000"/>
-          <w:rtl w:val="0"/>
-          <w:lang w:val="en-US"/>
-          <w14:textOutline w14:w="12700" w14:cap="flat">
-            <w14:noFill/>
-            <w14:miter w14:lim="400000"/>
-          </w14:textOutline>
-        </w:rPr>
-        <w:t xml:space="preserve">&lt;!-- ===================== </w:t>
-      </w:r>
-      <w:r>
-        <w:rPr>
-          <w:rFonts w:ascii="Arial" w:hAnsi="Arial"/>
-          <w:sz w:val="29"/>
-          <w:szCs w:val="29"/>
-          <w:u w:color="000000"/>
-          <w:rtl w:val="0"/>
-          <w:lang w:val="en-US"/>
-          <w14:textOutline w14:w="12700" w14:cap="flat">
-            <w14:noFill/>
-            <w14:miter w14:lim="400000"/>
-          </w14:textOutline>
-        </w:rPr>
-        <w:t>css kr</w:t>
-      </w:r>
-      <w:r>
-        <w:rPr>
-          <w:rFonts w:ascii="Arial" w:hAnsi="Arial" w:hint="default"/>
-          <w:sz w:val="29"/>
-          <w:szCs w:val="29"/>
-          <w:u w:color="000000"/>
-          <w:rtl w:val="0"/>
-          <w:lang w:val="en-US"/>
-          <w14:textOutline w14:w="12700" w14:cap="flat">
-            <w14:noFill/>
-            <w14:miter w14:lim="400000"/>
-          </w14:textOutline>
+        <w:spacing w:before="0" w:line="240" w:lineRule="auto"/>
+      </w:pPr>
+      <w:r>
+        <w:rPr>
+          <w:rtl w:val="0"/>
+          <w:lang w:val="en-US"/>
+        </w:rPr>
+        <w:t>&lt;div style="font-family:'Inter','Helvetica Neue',sans-serif;color:#333;font-size:15px;line-height:1.6;background:#fff;border-left:4px solid #ffffff;padding:16px 20px;border-radius:10px;box-shadow:0 2px 8px rgba(0,0,0,0.05);"&gt;</w:t>
+      </w:r>
+    </w:p>
+    <w:p>
+      <w:pPr>
+        <w:pStyle w:val="Výchozí"/>
+        <w:suppressAutoHyphens w:val="1"/>
+        <w:spacing w:before="0" w:line="240" w:lineRule="auto"/>
+      </w:pPr>
+    </w:p>
+    <w:p>
+      <w:pPr>
+        <w:pStyle w:val="Výchozí"/>
+        <w:suppressAutoHyphens w:val="1"/>
+        <w:spacing w:before="0" w:line="240" w:lineRule="auto"/>
+      </w:pPr>
+      <w:r>
+        <w:rPr>
+          <w:rtl w:val="0"/>
+          <w:lang w:val="en-US"/>
+        </w:rPr>
+        <w:t xml:space="preserve">  &lt;p style="margin:8px 0;"&gt;</w:t>
+      </w:r>
+    </w:p>
+    <w:p>
+      <w:pPr>
+        <w:pStyle w:val="Výchozí"/>
+        <w:suppressAutoHyphens w:val="1"/>
+        <w:spacing w:before="0" w:line="240" w:lineRule="auto"/>
+      </w:pPr>
+      <w:r>
+        <w:rPr>
+          <w:rtl w:val="0"/>
+          <w:lang w:val="en-US"/>
+        </w:rPr>
+        <w:t xml:space="preserve">    &lt;strong style="color:#3a0c0c;"&gt;{nazev_produktu}&lt;/strong&gt; je skv</w:t>
+      </w:r>
+      <w:r>
+        <w:rPr>
+          <w:rtl w:val="0"/>
+          <w:lang w:val="en-US"/>
+        </w:rPr>
+        <w:t>ě</w:t>
+      </w:r>
+      <w:r>
+        <w:rPr>
+          <w:rtl w:val="0"/>
+          <w:lang w:val="en-US"/>
+        </w:rPr>
+        <w:t>l</w:t>
+      </w:r>
+      <w:r>
+        <w:rPr>
+          <w:rtl w:val="0"/>
+          <w:lang w:val="en-US"/>
+        </w:rPr>
+        <w:t xml:space="preserve">á </w:t>
+      </w:r>
+      <w:r>
+        <w:rPr>
+          <w:rtl w:val="0"/>
+          <w:lang w:val="en-US"/>
+        </w:rPr>
+        <w:t>volba pro hr</w:t>
+      </w:r>
+      <w:r>
+        <w:rPr>
+          <w:rtl w:val="0"/>
+          <w:lang w:val="en-US"/>
+        </w:rPr>
+        <w:t>áč</w:t>
+      </w:r>
+      <w:r>
+        <w:rPr>
+          <w:rtl w:val="0"/>
+          <w:lang w:val="en-US"/>
+        </w:rPr>
+        <w:t>e, kte</w:t>
+      </w:r>
+      <w:r>
+        <w:rPr>
+          <w:rtl w:val="0"/>
+          <w:lang w:val="en-US"/>
+        </w:rPr>
+        <w:t xml:space="preserve">ří </w:t>
+      </w:r>
+      <w:r>
+        <w:rPr>
+          <w:rtl w:val="0"/>
+          <w:lang w:val="en-US"/>
+        </w:rPr>
+        <w:t>hledaj</w:t>
+      </w:r>
+      <w:r>
+        <w:rPr>
+          <w:rtl w:val="0"/>
+          <w:lang w:val="en-US"/>
+        </w:rPr>
+        <w:t xml:space="preserve">í </w:t>
+      </w:r>
+    </w:p>
+    <w:p>
+      <w:pPr>
+        <w:pStyle w:val="Výchozí"/>
+        <w:suppressAutoHyphens w:val="1"/>
+        <w:spacing w:before="0" w:line="240" w:lineRule="auto"/>
+      </w:pPr>
+      <w:r>
+        <w:rPr>
+          <w:rtl w:val="0"/>
+          <w:lang w:val="en-US"/>
+        </w:rPr>
+        <w:t xml:space="preserve">    &lt;strong style="color:#3a0c0c;"&gt;{typ_hry}&lt;/strong&gt;.</w:t>
+      </w:r>
+    </w:p>
+    <w:p>
+      <w:pPr>
+        <w:pStyle w:val="Výchozí"/>
+        <w:suppressAutoHyphens w:val="1"/>
+        <w:spacing w:before="0" w:line="240" w:lineRule="auto"/>
+      </w:pPr>
+      <w:r>
+        <w:rPr>
+          <w:rtl w:val="0"/>
+          <w:lang w:val="en-US"/>
+        </w:rPr>
+        <w:t xml:space="preserve">    Ke h</w:t>
+      </w:r>
+      <w:r>
+        <w:rPr>
+          <w:rtl w:val="0"/>
+          <w:lang w:val="en-US"/>
+        </w:rPr>
+        <w:t>ř</w:t>
+      </w:r>
+      <w:r>
+        <w:rPr>
+          <w:rtl w:val="0"/>
+          <w:lang w:val="en-US"/>
+        </w:rPr>
+        <w:t>e sta</w:t>
+      </w:r>
+      <w:r>
+        <w:rPr>
+          <w:rtl w:val="0"/>
+          <w:lang w:val="en-US"/>
+        </w:rPr>
+        <w:t xml:space="preserve">čí </w:t>
+      </w:r>
+      <w:r>
+        <w:rPr>
+          <w:rtl w:val="0"/>
+          <w:lang w:val="en-US"/>
+        </w:rPr>
+        <w:t>pouze &lt;strong style="color:#3a0c0c;"&gt;{pocet_hracu}&lt;/strong&gt; a chu</w:t>
+      </w:r>
+      <w:r>
+        <w:rPr>
+          <w:rtl w:val="0"/>
+          <w:lang w:val="en-US"/>
+        </w:rPr>
+        <w:t xml:space="preserve">ť </w:t>
+      </w:r>
+      <w:r>
+        <w:rPr>
+          <w:rtl w:val="0"/>
+          <w:lang w:val="en-US"/>
+        </w:rPr>
+        <w:t>si ji u</w:t>
+      </w:r>
+      <w:r>
+        <w:rPr>
+          <w:rtl w:val="0"/>
+          <w:lang w:val="en-US"/>
+        </w:rPr>
+        <w:t>ží</w:t>
+      </w:r>
+      <w:r>
+        <w:rPr>
+          <w:rtl w:val="0"/>
+          <w:lang w:val="en-US"/>
+        </w:rPr>
+        <w:t>t.</w:t>
+      </w:r>
+    </w:p>
+    <w:p>
+      <w:pPr>
+        <w:pStyle w:val="Výchozí"/>
+        <w:suppressAutoHyphens w:val="1"/>
+        <w:spacing w:before="0" w:line="240" w:lineRule="auto"/>
+      </w:pPr>
+      <w:r>
+        <w:rPr>
+          <w:rtl w:val="0"/>
+          <w:lang w:val="en-US"/>
+        </w:rPr>
+        <w:t xml:space="preserve">  &lt;/p&gt;</w:t>
+      </w:r>
+    </w:p>
+    <w:p>
+      <w:pPr>
+        <w:pStyle w:val="Výchozí"/>
+        <w:suppressAutoHyphens w:val="1"/>
+        <w:spacing w:before="0" w:line="240" w:lineRule="auto"/>
+      </w:pPr>
+    </w:p>
+    <w:p>
+      <w:pPr>
+        <w:pStyle w:val="Výchozí"/>
+        <w:suppressAutoHyphens w:val="1"/>
+        <w:spacing w:before="0" w:line="240" w:lineRule="auto"/>
+      </w:pPr>
+      <w:r>
+        <w:rPr>
+          <w:rtl w:val="0"/>
+          <w:lang w:val="en-US"/>
+        </w:rPr>
+        <w:t xml:space="preserve">  &lt;p style="margin:8px 0;"&gt;</w:t>
+      </w:r>
+    </w:p>
+    <w:p>
+      <w:pPr>
+        <w:pStyle w:val="Výchozí"/>
+        <w:suppressAutoHyphens w:val="1"/>
+        <w:spacing w:before="0" w:line="240" w:lineRule="auto"/>
+      </w:pPr>
+      <w:r>
+        <w:rPr>
+          <w:rtl w:val="0"/>
+          <w:lang w:val="en-US"/>
+        </w:rPr>
+        <w:t xml:space="preserve">    &lt;strong style="color:#3a0c0c;"&gt;Pro</w:t>
+      </w:r>
+      <w:r>
+        <w:rPr>
+          <w:rtl w:val="0"/>
+          <w:lang w:val="en-US"/>
+        </w:rPr>
+        <w:t xml:space="preserve">č </w:t>
+      </w:r>
+      <w:r>
+        <w:rPr>
+          <w:rtl w:val="0"/>
+          <w:lang w:val="en-US"/>
+        </w:rPr>
+        <w:t>si vybrat pr</w:t>
+      </w:r>
+      <w:r>
+        <w:rPr>
+          <w:rtl w:val="0"/>
+          <w:lang w:val="en-US"/>
         </w:rPr>
         <w:t>á</w:t>
       </w:r>
       <w:r>
         <w:rPr>
-          <w:rFonts w:ascii="Arial" w:hAnsi="Arial"/>
-          <w:sz w:val="29"/>
-          <w:szCs w:val="29"/>
-          <w:u w:color="000000"/>
-          <w:rtl w:val="0"/>
-          <w:lang w:val="en-US"/>
-          <w14:textOutline w14:w="12700" w14:cap="flat">
-            <w14:noFill/>
-            <w14:miter w14:lim="400000"/>
-          </w14:textOutline>
-        </w:rPr>
-        <w:t xml:space="preserve">tky ALBI </w:t>
-      </w:r>
-      <w:r>
-        <w:rPr>
-          <w:rFonts w:ascii="Arial" w:hAnsi="Arial"/>
-          <w:sz w:val="29"/>
-          <w:szCs w:val="29"/>
-          <w:u w:color="000000"/>
-          <w:rtl w:val="0"/>
-          <w:lang w:val="en-US"/>
-          <w14:textOutline w14:w="12700" w14:cap="flat">
-            <w14:noFill/>
-            <w14:miter w14:lim="400000"/>
-          </w14:textOutline>
-        </w:rPr>
-        <w:t>===================== --&gt;</w:t>
-      </w:r>
-    </w:p>
-    <w:p>
-      <w:pPr>
-        <w:pStyle w:val="Text A"/>
-      </w:pPr>
-      <w:r>
-        <w:rPr>
-          <w:rtl w:val="0"/>
-          <w:lang w:val="en-US"/>
-        </w:rPr>
-        <w:t>&lt;style&gt;</w:t>
-      </w:r>
-    </w:p>
-    <w:p>
-      <w:pPr>
-        <w:pStyle w:val="Text A"/>
-      </w:pPr>
-      <w:r>
-        <w:rPr>
-          <w:rtl w:val="0"/>
-          <w:lang w:val="en-US"/>
-        </w:rPr>
-        <w:t>.short-desc {</w:t>
-      </w:r>
-    </w:p>
-    <w:p>
-      <w:pPr>
-        <w:pStyle w:val="Text A"/>
-        <w:rPr>
-          <w:lang w:val="nl-NL"/>
-        </w:rPr>
-      </w:pPr>
-      <w:r>
-        <w:rPr>
-          <w:rtl w:val="0"/>
-          <w:lang w:val="nl-NL"/>
-        </w:rPr>
-        <w:t xml:space="preserve">  font-family: 'Inter', 'Helvetica Neue', sans-serif;</w:t>
-      </w:r>
-    </w:p>
-    <w:p>
-      <w:pPr>
-        <w:pStyle w:val="Text A"/>
-      </w:pPr>
-      <w:r>
-        <w:rPr>
-          <w:rtl w:val="0"/>
-          <w:lang w:val="en-US"/>
-        </w:rPr>
-        <w:t xml:space="preserve">  color: #333;</w:t>
-      </w:r>
-    </w:p>
-    <w:p>
-      <w:pPr>
-        <w:pStyle w:val="Text A"/>
-      </w:pPr>
-      <w:r>
-        <w:rPr>
-          <w:rtl w:val="0"/>
-          <w:lang w:val="en-US"/>
-        </w:rPr>
-        <w:t xml:space="preserve">  font-size: 15px;</w:t>
-      </w:r>
-    </w:p>
-    <w:p>
-      <w:pPr>
-        <w:pStyle w:val="Text A"/>
-      </w:pPr>
-      <w:r>
-        <w:rPr>
-          <w:rtl w:val="0"/>
-          <w:lang w:val="en-US"/>
-        </w:rPr>
-        <w:t xml:space="preserve">  line-height: 1.6;</w:t>
-      </w:r>
-    </w:p>
-    <w:p>
-      <w:pPr>
-        <w:pStyle w:val="Text A"/>
-      </w:pPr>
-      <w:r>
-        <w:rPr>
-          <w:rtl w:val="0"/>
-          <w:lang w:val="en-US"/>
-        </w:rPr>
-        <w:t xml:space="preserve">  background: #fff;</w:t>
-      </w:r>
-    </w:p>
-    <w:p>
-      <w:pPr>
-        <w:pStyle w:val="Text A"/>
-      </w:pPr>
-      <w:r>
-        <w:rPr>
-          <w:rtl w:val="0"/>
-          <w:lang w:val="en-US"/>
-        </w:rPr>
-        <w:t xml:space="preserve">  border-left: 4px solid #ffffff;</w:t>
-      </w:r>
-    </w:p>
-    <w:p>
-      <w:pPr>
-        <w:pStyle w:val="Text A"/>
-      </w:pPr>
-      <w:r>
-        <w:rPr>
-          <w:rtl w:val="0"/>
-          <w:lang w:val="en-US"/>
-        </w:rPr>
-        <w:t xml:space="preserve">  padding: 16px 20px;</w:t>
-      </w:r>
-    </w:p>
-    <w:p>
-      <w:pPr>
-        <w:pStyle w:val="Text A"/>
-        <w:rPr>
-          <w:lang w:val="de-DE"/>
-        </w:rPr>
-      </w:pPr>
-      <w:r>
-        <w:rPr>
-          <w:rtl w:val="0"/>
-          <w:lang w:val="de-DE"/>
-        </w:rPr>
-        <w:t xml:space="preserve">  border-radius: 10px;</w:t>
-      </w:r>
-    </w:p>
-    <w:p>
-      <w:pPr>
-        <w:pStyle w:val="Text A"/>
-      </w:pPr>
-      <w:r>
-        <w:rPr>
-          <w:rtl w:val="0"/>
-          <w:lang w:val="en-US"/>
-        </w:rPr>
-        <w:t xml:space="preserve">  box-shadow: 0 2px 8px rgba(0,0,0,0.05);</w:t>
-      </w:r>
-    </w:p>
-    <w:p>
-      <w:pPr>
-        <w:pStyle w:val="Text A"/>
-      </w:pPr>
-      <w:r>
-        <w:rPr>
-          <w:rtl w:val="0"/>
-          <w:lang w:val="en-US"/>
-        </w:rPr>
-        <w:t>}</w:t>
-      </w:r>
-    </w:p>
-    <w:p>
-      <w:pPr>
-        <w:pStyle w:val="Text A"/>
-      </w:pPr>
-      <w:r>
-        <w:rPr>
-          <w:rtl w:val="0"/>
-          <w:lang w:val="en-US"/>
-        </w:rPr>
-        <w:t>.short-desc p { margin: 8px 0; }</w:t>
-      </w:r>
-    </w:p>
-    <w:p>
-      <w:pPr>
-        <w:pStyle w:val="Text A"/>
-      </w:pPr>
-      <w:r>
-        <w:rPr>
-          <w:rtl w:val="0"/>
-          <w:lang w:val="en-US"/>
-        </w:rPr>
-        <w:t>.short-desc strong { color: #3a0c0c; }</w:t>
-      </w:r>
-    </w:p>
-    <w:p>
-      <w:pPr>
-        <w:pStyle w:val="Text A"/>
-        <w:rPr>
-          <w:lang w:val="pt-PT"/>
-        </w:rPr>
-      </w:pPr>
-      <w:r>
-        <w:rPr>
-          <w:rtl w:val="0"/>
-          <w:lang w:val="pt-PT"/>
-        </w:rPr>
-        <w:t>.short-desc em { color: #666; }</w:t>
-      </w:r>
-    </w:p>
-    <w:p>
-      <w:pPr>
-        <w:pStyle w:val="Text A"/>
-      </w:pPr>
-      <w:r>
-        <w:rPr>
-          <w:rtl w:val="0"/>
-          <w:lang w:val="en-US"/>
-        </w:rPr>
-        <w:t>&lt;/style&gt;</w:t>
-      </w:r>
-    </w:p>
-    <w:p>
-      <w:pPr>
-        <w:pStyle w:val="Text A"/>
-      </w:pPr>
-    </w:p>
-    <w:p>
-      <w:pPr>
-        <w:pStyle w:val="Text A"/>
-      </w:pPr>
-      <w:r>
-        <w:rPr>
-          <w:rtl w:val="0"/>
-          <w:lang w:val="en-US"/>
-        </w:rPr>
-        <w:t>&lt;div class="short-desc"&gt;</w:t>
-      </w:r>
-    </w:p>
-    <w:p>
-      <w:pPr>
-        <w:pStyle w:val="Text A"/>
-      </w:pPr>
-      <w:r>
-        <w:rPr>
-          <w:rtl w:val="0"/>
-          <w:lang w:val="en-US"/>
-        </w:rPr>
-        <w:t xml:space="preserve">  &lt;p&gt;</w:t>
-      </w:r>
-    </w:p>
-    <w:p>
-      <w:pPr>
-        <w:pStyle w:val="Text A"/>
-      </w:pPr>
-      <w:r>
-        <w:rPr>
-          <w:rtl w:val="0"/>
-          <w:lang w:val="en-US"/>
-        </w:rPr>
-        <w:t xml:space="preserve">    &lt;strong&gt;{nazev_produktu}&lt;/strong&gt; je skv</w:t>
-      </w:r>
-      <w:r>
-        <w:rPr>
-          <w:rtl w:val="0"/>
-          <w:lang w:val="en-US"/>
-        </w:rPr>
-        <w:t>ě</w:t>
-      </w:r>
-      <w:r>
-        <w:rPr>
-          <w:rtl w:val="0"/>
-          <w:lang w:val="en-US"/>
-        </w:rPr>
-        <w:t>l</w:t>
-      </w:r>
-      <w:r>
-        <w:rPr>
-          <w:rtl w:val="0"/>
-          <w:lang w:val="en-US"/>
-        </w:rPr>
-        <w:t xml:space="preserve">á </w:t>
-      </w:r>
-      <w:r>
-        <w:rPr>
-          <w:rtl w:val="0"/>
-          <w:lang w:val="en-US"/>
-        </w:rPr>
-        <w:t>volba pro hr</w:t>
-      </w:r>
-      <w:r>
-        <w:rPr>
-          <w:rtl w:val="0"/>
-          <w:lang w:val="en-US"/>
-        </w:rPr>
-        <w:t>áč</w:t>
-      </w:r>
-      <w:r>
-        <w:rPr>
-          <w:rtl w:val="0"/>
-          <w:lang w:val="en-US"/>
-        </w:rPr>
-        <w:t>e, kte</w:t>
-      </w:r>
-      <w:r>
-        <w:rPr>
-          <w:rtl w:val="0"/>
-          <w:lang w:val="en-US"/>
-        </w:rPr>
-        <w:t xml:space="preserve">ří </w:t>
-      </w:r>
-      <w:r>
-        <w:rPr>
-          <w:rtl w:val="0"/>
-          <w:lang w:val="en-US"/>
-        </w:rPr>
-        <w:t>hledaj</w:t>
-      </w:r>
-      <w:r>
-        <w:rPr>
-          <w:rtl w:val="0"/>
-          <w:lang w:val="en-US"/>
-        </w:rPr>
-        <w:t xml:space="preserve">í </w:t>
-      </w:r>
-      <w:r>
-        <w:rPr>
-          <w:rtl w:val="0"/>
-          <w:lang w:val="en-US"/>
-        </w:rPr>
-        <w:t>&lt;strong&gt;{typ_hry}&lt;/strong&gt;.</w:t>
-      </w:r>
-    </w:p>
-    <w:p>
-      <w:pPr>
-        <w:pStyle w:val="Text A"/>
-      </w:pPr>
-      <w:r>
-        <w:rPr>
-          <w:rtl w:val="0"/>
-          <w:lang w:val="en-US"/>
-        </w:rPr>
-        <w:t xml:space="preserve">    Ke h</w:t>
-      </w:r>
-      <w:r>
-        <w:rPr>
-          <w:rtl w:val="0"/>
-          <w:lang w:val="en-US"/>
-        </w:rPr>
-        <w:t>ř</w:t>
-      </w:r>
-      <w:r>
-        <w:rPr>
-          <w:rtl w:val="0"/>
-          <w:lang w:val="en-US"/>
-        </w:rPr>
-        <w:t>e sta</w:t>
-      </w:r>
-      <w:r>
-        <w:rPr>
-          <w:rtl w:val="0"/>
-          <w:lang w:val="en-US"/>
-        </w:rPr>
-        <w:t xml:space="preserve">čí </w:t>
-      </w:r>
-      <w:r>
-        <w:rPr>
-          <w:rtl w:val="0"/>
-          <w:lang w:val="en-US"/>
-        </w:rPr>
-        <w:t>pouze &lt;strong&gt;{pocet_hracu}&lt;/strong&gt; a chu</w:t>
-      </w:r>
-      <w:r>
-        <w:rPr>
-          <w:rtl w:val="0"/>
-          <w:lang w:val="en-US"/>
-        </w:rPr>
-        <w:t xml:space="preserve">ť </w:t>
-      </w:r>
-      <w:r>
-        <w:rPr>
-          <w:rtl w:val="0"/>
-          <w:lang w:val="en-US"/>
-        </w:rPr>
-        <w:t>si ji u</w:t>
-      </w:r>
-      <w:r>
-        <w:rPr>
-          <w:rtl w:val="0"/>
-          <w:lang w:val="en-US"/>
-        </w:rPr>
-        <w:t>ží</w:t>
-      </w:r>
-      <w:r>
-        <w:rPr>
-          <w:rtl w:val="0"/>
-          <w:lang w:val="en-US"/>
-        </w:rPr>
-        <w:t>t.</w:t>
-      </w:r>
-    </w:p>
-    <w:p>
-      <w:pPr>
-        <w:pStyle w:val="Text A"/>
+          <w:rtl w:val="0"/>
+          <w:lang w:val="en-US"/>
+        </w:rPr>
+        <w:t>v</w:t>
+      </w:r>
+      <w:r>
+        <w:rPr>
+          <w:rtl w:val="0"/>
+          <w:lang w:val="en-US"/>
+        </w:rPr>
+        <w:t xml:space="preserve">ě </w:t>
+      </w:r>
+      <w:r>
+        <w:rPr>
+          <w:rtl w:val="0"/>
+          <w:lang w:val="en-US"/>
+        </w:rPr>
+        <w:t>tuto hru?&lt;/strong&gt;&lt;br&gt;</w:t>
+      </w:r>
+    </w:p>
+    <w:p>
+      <w:pPr>
+        <w:pStyle w:val="Výchozí"/>
+        <w:suppressAutoHyphens w:val="1"/>
+        <w:spacing w:before="0" w:line="240" w:lineRule="auto"/>
+      </w:pPr>
+      <w:r>
+        <w:rPr>
+          <w:rtl w:val="0"/>
+          <w:lang w:val="en-US"/>
+        </w:rPr>
+        <w:t xml:space="preserve">    {hlavni_prodejni_point_1}.&lt;br&gt;</w:t>
+      </w:r>
+    </w:p>
+    <w:p>
+      <w:pPr>
+        <w:pStyle w:val="Výchozí"/>
+        <w:suppressAutoHyphens w:val="1"/>
+        <w:spacing w:before="0" w:line="240" w:lineRule="auto"/>
+      </w:pPr>
+      <w:r>
+        <w:rPr>
+          <w:rtl w:val="0"/>
+          <w:lang w:val="en-US"/>
+        </w:rPr>
+        <w:t xml:space="preserve">    {hlavni_prodejni_point_2}.&lt;br&gt;</w:t>
+      </w:r>
+    </w:p>
+    <w:p>
+      <w:pPr>
+        <w:pStyle w:val="Výchozí"/>
+        <w:suppressAutoHyphens w:val="1"/>
+        <w:spacing w:before="0" w:line="240" w:lineRule="auto"/>
+      </w:pPr>
+      <w:r>
+        <w:rPr>
+          <w:rtl w:val="0"/>
+          <w:lang w:val="en-US"/>
+        </w:rPr>
+        <w:t xml:space="preserve">    {hlavni_prodejni_point_3}.</w:t>
+      </w:r>
+    </w:p>
+    <w:p>
+      <w:pPr>
+        <w:pStyle w:val="Výchozí"/>
+        <w:suppressAutoHyphens w:val="1"/>
+        <w:spacing w:before="0" w:line="240" w:lineRule="auto"/>
       </w:pPr>
       <w:r>
         <w:rPr>
@@ -490,114 +347,44 @@
     </w:p>
     <w:p>
       <w:pPr>
-        <w:pStyle w:val="Text A"/>
-      </w:pPr>
-    </w:p>
-    <w:p>
-      <w:pPr>
-        <w:pStyle w:val="Text A"/>
-      </w:pPr>
-      <w:r>
-        <w:rPr>
-          <w:rtl w:val="0"/>
-          <w:lang w:val="en-US"/>
-        </w:rPr>
-        <w:t xml:space="preserve">  &lt;p&gt;</w:t>
-      </w:r>
-    </w:p>
-    <w:p>
-      <w:pPr>
-        <w:pStyle w:val="Text A"/>
-      </w:pPr>
-      <w:r>
-        <w:rPr>
-          <w:rtl w:val="0"/>
-          <w:lang w:val="en-US"/>
-        </w:rPr>
-        <w:t xml:space="preserve">    &lt;strong&gt;Pro</w:t>
-      </w:r>
-      <w:r>
-        <w:rPr>
-          <w:rtl w:val="0"/>
-          <w:lang w:val="en-US"/>
-        </w:rPr>
-        <w:t xml:space="preserve">č </w:t>
-      </w:r>
-      <w:r>
-        <w:rPr>
-          <w:rtl w:val="0"/>
-          <w:lang w:val="en-US"/>
-        </w:rPr>
-        <w:t>si vybrat pr</w:t>
-      </w:r>
-      <w:r>
-        <w:rPr>
-          <w:rtl w:val="0"/>
-          <w:lang w:val="en-US"/>
-        </w:rPr>
-        <w:t>á</w:t>
-      </w:r>
-      <w:r>
-        <w:rPr>
-          <w:rtl w:val="0"/>
-          <w:lang w:val="en-US"/>
-        </w:rPr>
-        <w:t>v</w:t>
-      </w:r>
-      <w:r>
-        <w:rPr>
-          <w:rtl w:val="0"/>
-          <w:lang w:val="en-US"/>
-        </w:rPr>
-        <w:t xml:space="preserve">ě </w:t>
-      </w:r>
-      <w:r>
-        <w:rPr>
-          <w:rtl w:val="0"/>
-          <w:lang w:val="en-US"/>
-        </w:rPr>
-        <w:t>tuto hru?&lt;/strong&gt;&lt;br&gt;</w:t>
-      </w:r>
-    </w:p>
-    <w:p>
-      <w:pPr>
-        <w:pStyle w:val="Text A"/>
-      </w:pPr>
-      <w:r>
-        <w:rPr>
-          <w:rtl w:val="0"/>
-          <w:lang w:val="en-US"/>
-        </w:rPr>
-        <w:t xml:space="preserve">    {hlavni_prodejni_point_1}.&lt;br&gt;</w:t>
-      </w:r>
-    </w:p>
-    <w:p>
-      <w:pPr>
-        <w:pStyle w:val="Text A"/>
-      </w:pPr>
-      <w:r>
-        <w:rPr>
-          <w:rtl w:val="0"/>
-          <w:lang w:val="en-US"/>
-        </w:rPr>
-        <w:t xml:space="preserve">    {hlavni_prodejni_point_2}.&lt;br&gt;</w:t>
-      </w:r>
-    </w:p>
-    <w:p>
-      <w:pPr>
-        <w:pStyle w:val="Text A"/>
-      </w:pPr>
-      <w:r>
-        <w:rPr>
-          <w:rtl w:val="0"/>
-          <w:lang w:val="en-US"/>
-        </w:rPr>
-        <w:t xml:space="preserve">    {hlavni_prodejni_point_3}.</w:t>
-      </w:r>
-    </w:p>
-    <w:p>
-      <w:pPr>
-        <w:pStyle w:val="Text A"/>
+        <w:pStyle w:val="Výchozí"/>
+        <w:suppressAutoHyphens w:val="1"/>
+        <w:spacing w:before="0" w:line="240" w:lineRule="auto"/>
+      </w:pPr>
+    </w:p>
+    <w:p>
+      <w:pPr>
+        <w:pStyle w:val="Výchozí"/>
+        <w:suppressAutoHyphens w:val="1"/>
+        <w:spacing w:before="0" w:line="240" w:lineRule="auto"/>
+      </w:pPr>
+      <w:r>
+        <w:rPr>
+          <w:rtl w:val="0"/>
+          <w:lang w:val="en-US"/>
+        </w:rPr>
+        <w:t xml:space="preserve">  &lt;p style="margin:8px 0;"&gt;</w:t>
+      </w:r>
+    </w:p>
+    <w:p>
+      <w:pPr>
+        <w:pStyle w:val="Výchozí"/>
+        <w:suppressAutoHyphens w:val="1"/>
+        <w:spacing w:before="0" w:line="240" w:lineRule="auto"/>
+      </w:pPr>
+      <w:r>
+        <w:rPr>
+          <w:rtl w:val="0"/>
+          <w:lang w:val="en-US"/>
+        </w:rPr>
+        <w:t xml:space="preserve">    &lt;em style="color:#666;"&gt;{doporuceni_pro_koho}&lt;/em&gt;</w:t>
+      </w:r>
+    </w:p>
+    <w:p>
+      <w:pPr>
+        <w:pStyle w:val="Výchozí"/>
+        <w:suppressAutoHyphens w:val="1"/>
+        <w:spacing w:before="0" w:line="240" w:lineRule="auto"/>
       </w:pPr>
       <w:r>
         <w:rPr>
@@ -609,48 +396,16 @@
     </w:p>
     <w:p>
       <w:pPr>
-        <w:pStyle w:val="Text A"/>
-      </w:pPr>
-    </w:p>
-    <w:p>
-      <w:pPr>
-        <w:pStyle w:val="Text A"/>
-      </w:pPr>
-      <w:r>
-        <w:rPr>
-          <w:rtl w:val="0"/>
-          <w:lang w:val="en-US"/>
-        </w:rPr>
-        <w:t xml:space="preserve">  &lt;p&gt;</w:t>
-      </w:r>
-    </w:p>
-    <w:p>
-      <w:pPr>
-        <w:pStyle w:val="Text A"/>
-      </w:pPr>
-      <w:r>
-        <w:rPr>
-          <w:rtl w:val="0"/>
-          <w:lang w:val="en-US"/>
-        </w:rPr>
-        <w:t xml:space="preserve">    &lt;em&gt;{doporuceni_pro_koho}&lt;/em&gt;</w:t>
-      </w:r>
-    </w:p>
-    <w:p>
-      <w:pPr>
-        <w:pStyle w:val="Text A"/>
-      </w:pPr>
-      <w:r>
-        <w:rPr>
-          <w:rtl w:val="0"/>
-          <w:lang w:val="en-US"/>
-        </w:rPr>
-        <w:t xml:space="preserve">  &lt;/p&gt;</w:t>
-      </w:r>
-    </w:p>
-    <w:p>
-      <w:pPr>
-        <w:pStyle w:val="Text A"/>
+        <w:pStyle w:val="Výchozí"/>
+        <w:suppressAutoHyphens w:val="1"/>
+        <w:spacing w:before="0" w:line="240" w:lineRule="auto"/>
+      </w:pPr>
+    </w:p>
+    <w:p>
+      <w:pPr>
+        <w:pStyle w:val="Výchozí"/>
+        <w:suppressAutoHyphens w:val="1"/>
+        <w:spacing w:before="0" w:line="240" w:lineRule="auto"/>
       </w:pPr>
       <w:r>
         <w:rPr>
@@ -884,53 +639,6 @@
       <w:position w:val="0"/>
       <w:sz w:val="24"/>
       <w:szCs w:val="24"/>
-      <w:u w:val="none"/>
-      <w:shd w:val="nil" w:color="auto" w:fill="auto"/>
-      <w:vertAlign w:val="baseline"/>
-      <w:lang w:val="en-US"/>
-      <w14:textOutline>
-        <w14:noFill/>
-      </w14:textOutline>
-      <w14:textFill>
-        <w14:solidFill>
-          <w14:srgbClr w14:val="000000"/>
-        </w14:solidFill>
-      </w14:textFill>
-    </w:rPr>
-  </w:style>
-  <w:style w:type="paragraph" w:styleId="Text A">
-    <w:name w:val="Text A"/>
-    <w:next w:val="Text A"/>
-    <w:pPr>
-      <w:keepNext w:val="0"/>
-      <w:keepLines w:val="0"/>
-      <w:pageBreakBefore w:val="0"/>
-      <w:widowControl w:val="1"/>
-      <w:shd w:val="clear" w:color="auto" w:fill="auto"/>
-      <w:suppressAutoHyphens w:val="0"/>
-      <w:bidi w:val="0"/>
-      <w:spacing w:before="0" w:after="0" w:line="240" w:lineRule="auto"/>
-      <w:ind w:left="0" w:right="0" w:firstLine="0"/>
-      <w:jc w:val="left"/>
-      <w:outlineLvl w:val="9"/>
-    </w:pPr>
-    <w:rPr>
-      <w:rFonts w:ascii="Helvetica Neue" w:cs="Arial Unicode MS" w:hAnsi="Helvetica Neue" w:eastAsia="Arial Unicode MS"/>
-      <w:b w:val="0"/>
-      <w:bCs w:val="0"/>
-      <w:i w:val="0"/>
-      <w:iCs w:val="0"/>
-      <w:caps w:val="0"/>
-      <w:smallCaps w:val="0"/>
-      <w:strike w:val="0"/>
-      <w:dstrike w:val="0"/>
-      <w:outline w:val="0"/>
-      <w:color w:val="000000"/>
-      <w:spacing w:val="0"/>
-      <w:kern w:val="0"/>
-      <w:position w:val="0"/>
-      <w:sz w:val="22"/>
-      <w:szCs w:val="22"/>
       <w:u w:val="none" w:color="000000"/>
       <w:shd w:val="nil" w:color="auto" w:fill="auto"/>
       <w:vertAlign w:val="baseline"/>
